--- a/docs/IT-045-001 — Economic Reality Reliance Disposition MVP.docx
+++ b/docs/IT-045-001 — Economic Reality Reliance Disposition MVP.docx
@@ -49,7 +49,27 @@
     <w:p>
       <w:pPr/>
       <w:r>
-        <w:t>Estado: READY FOR IMPLEMENTATION</w:t>
+        <w:t>Estado: Deprecated</w:t>
+      </w:r>
+    </w:p>
+    <w:p>
+      <w:pPr>
+        <w:pStyle w:val="Heading1"/>
+      </w:pPr>
+      <w:r>
+        <w:t>0.1 Disposición vigente de recuperación arquitectónica</w:t>
+      </w:r>
+    </w:p>
+    <w:p>
+      <w:pPr/>
+      <w:r>
+        <w:t>IT-045-001 queda Deprecated y se conserva como evidencia técnica e histórica de un contrato implementado y validado. Su implementación no demuestra por sí misma necesidad downstream actual.</w:t>
+      </w:r>
+    </w:p>
+    <w:p>
+      <w:pPr/>
+      <w:r>
+        <w:t>El runtime, las pruebas, la demo y la API existentes se preservan sin cambios. Este incremento no autoriza desarrollo adicional ni convierte DOC-045 en un paso obligatorio después de PostVerificationQualification.</w:t>
       </w:r>
     </w:p>
     <w:p>
@@ -1773,7 +1793,7 @@
     <w:p>
       <w:pPr/>
       <w:r>
-        <w:t>Estado: READY FOR IMPLEMENTABILITY AUDIT.</w:t>
+        <w:t>Estado: Deprecated.</w:t>
       </w:r>
     </w:p>
     <w:sectPr>
